--- a/docs/deploying-scalable-applications-on-google-cloud-run.docx
+++ b/docs/deploying-scalable-applications-on-google-cloud-run.docx
@@ -747,7 +747,7 @@
         <w:pStyle w:val="BodyText"/>
       </w:pPr>
       <w:r>
-        <w:t xml:space="preserve">Without that package, the usual failure sounds like “it works on my machine.” One computer has a different Node.js version, or a different system library, and the application behaves differently. A container makes the runtime consistent wherever it is started.</w:t>
+        <w:t xml:space="preserve">Without that package, the usual failure sounds like â€œit works on my machine.â€ One computer has a different Node.js version, or a different system library, and the application behaves differently. A container makes the runtime consistent wherever it is started.</w:t>
       </w:r>
     </w:p>
     <w:p>
@@ -1480,7 +1480,7 @@
         <w:t xml:space="preserve">127.0.0.1</w:t>
       </w:r>
       <w:r>
-        <w:t xml:space="preserve">. Cloud Run’s proxy is outside the container.</w:t>
+        <w:t xml:space="preserve">. Cloud Runâ€™s proxy is outside the container.</w:t>
       </w:r>
     </w:p>
     <w:p>
@@ -1935,7 +1935,7 @@
         <w:t xml:space="preserve"> </w:t>
       </w:r>
       <w:r>
-        <w:t xml:space="preserve">builds one image tagged with the Git commit, pushes it, and deploys that digest’s tag. A new deploy creates a new revision. The previous revision remains available if you need to send traffic back.</w:t>
+        <w:t xml:space="preserve">builds one image tagged with the Git commit, pushes it, and deploys that digestâ€™s tag. A new deploy creates a new revision. The previous revision remains available if you need to send traffic back.</w:t>
       </w:r>
     </w:p>
     <w:bookmarkEnd w:id="22"/>
@@ -2242,7 +2242,63 @@
         <w:t xml:space="preserve">http://localhost:8080</w:t>
       </w:r>
       <w:r>
-        <w:t xml:space="preserve">. The first question is “What happens when Cloud Run scales to zero?” Submit an answer. A correct one is replaced by another question. An incorrect one shows a short correction, waits five seconds, and then moves on.</w:t>
+        <w:t xml:space="preserve">. The first question is â€œWhat happens when Cloud Run scales to zero?â€ Submit an answer. A correct one is replaced by another question. An incorrect one shows a short correction, waits five seconds, and then moves on.</w:t>
+      </w:r>
+    </w:p>
+    <w:p>
+      <w:pPr>
+        <w:jc w:val="center"/>
+      </w:pPr>
+      <w:r>
+        <w:drawing>
+          <wp:inline distT="0" distB="0" distL="0" distR="0">
+            <wp:extent cx="5486400" cy="4087271"/>
+            <wp:effectExtent l="0" t="0" r="0" b="0"/>
+            <wp:docPr id="1" name="Explain It" descr="The Explain It quiz page. The first question is What happens when Cloud Run scales to zero?"/>
+            <wp:cNvGraphicFramePr>
+              <a:graphicFrameLocks noChangeAspect="1"/>
+            </wp:cNvGraphicFramePr>
+            <a:graphic>
+              <a:graphicData uri="http://schemas.openxmlformats.org/drawingml/2006/wordprocessingDrawing">
+                <pic:pic>
+                  <pic:nvPicPr>
+                    <pic:cNvPr id="1" name="explain-it.png"/>
+                    <pic:cNvPicPr>
+                      <a:picLocks noChangeAspect="1"/>
+                    </pic:cNvPicPr>
+                  </pic:nvPicPr>
+                  <pic:blipFill>
+                    <a:blip r:embed="rId70"/>
+                    <a:stretch>
+                      <a:fillRect/>
+                    </a:stretch>
+                  </pic:blipFill>
+                  <pic:spPr>
+                    <a:xfrm>
+                      <a:off x="0" y="0"/>
+                      <a:ext cx="5486400" cy="4087271"/>
+                    </a:xfrm>
+                    <a:prstGeom prst="rect">
+                      <a:avLst/>
+                    </a:prstGeom>
+                  </pic:spPr>
+                </pic:pic>
+              </a:graphicData>
+            </a:graphic>
+          </wp:inline>
+        </w:drawing>
+      </w:r>
+    </w:p>
+    <w:p>
+      <w:pPr>
+        <w:jc w:val="center"/>
+      </w:pPr>
+      <w:r>
+        <w:rPr>
+          <w:i/>
+          <w:iCs/>
+        </w:rPr>
+        <w:t xml:space="preserve">Figure 1. Explain It, the quiz served by the Demo-Cloud-Run service.</w:t>
       </w:r>
     </w:p>
     <w:bookmarkEnd w:id="26"/>
@@ -3228,7 +3284,7 @@
         <w:pStyle w:val="FirstParagraph"/>
       </w:pPr>
       <w:r>
-        <w:t xml:space="preserve">Cloud Run’s runtime identity needs permission to read that secret. If you have not set a custom runtime service account, the default is:</w:t>
+        <w:t xml:space="preserve">Cloud Runâ€™s runtime identity needs permission to read that secret. If you have not set a custom runtime service account, the default is:</w:t>
       </w:r>
     </w:p>
     <w:p>
@@ -4214,7 +4270,7 @@
         <w:pStyle w:val="FirstParagraph"/>
       </w:pPr>
       <w:r>
-        <w:t xml:space="preserve">The first command answers “which GitHub repository do we trust?” It adds a GitHub OIDC provider to that pool. Tokens must come from</w:t>
+        <w:t xml:space="preserve">The first command answers â€œwhich GitHub repository do we trust?â€ It adds a GitHub OIDC provider to that pool. Tokens must come from</w:t>
       </w:r>
       <w:r>
         <w:t xml:space="preserve"> </w:t>
@@ -4226,7 +4282,7 @@
         <w:t xml:space="preserve">https://token.actions.githubusercontent.com</w:t>
       </w:r>
       <w:r>
-        <w:t xml:space="preserve">, and the token’s repository claim must match yours. The provider also records the repository on the token, which the next command uses.</w:t>
+        <w:t xml:space="preserve">, and the tokenâ€™s repository claim must match yours. The provider also records the repository on the token, which the next command uses.</w:t>
       </w:r>
     </w:p>
     <w:p>
@@ -4493,7 +4549,7 @@
         <w:pStyle w:val="BodyText"/>
       </w:pPr>
       <w:r>
-        <w:t xml:space="preserve">The second command answers “what may that repository do?” It lets that repository assume the deployer service account during an Actions run.</w:t>
+        <w:t xml:space="preserve">The second command answers â€œwhat may that repository do?â€ It lets that repository assume the deployer service account during an Actions run.</w:t>
       </w:r>
     </w:p>
     <w:p>
@@ -8907,7 +8963,7 @@
           <w:b/>
           <w:bCs/>
         </w:rPr>
-        <w:t xml:space="preserve">The submit spinner ends with “Gemini took too long.”</w:t>
+        <w:t xml:space="preserve">The submit spinner ends with â€œGemini took too long.â€</w:t>
       </w:r>
       <w:r>
         <w:br/>
@@ -9378,7 +9434,7 @@
         <w:t xml:space="preserve"> </w:t>
       </w:r>
       <w:r>
-        <w:t xml:space="preserve">More concurrency uses an instance more fully when requests spend time waiting on the network. Less concurrency isolates heavy work. Explain It’s model call holds the request open, so a high concurrency multiplies overlapping Gemini calls on one instance. Measure CPU, memory, and</w:t>
+        <w:t xml:space="preserve">More concurrency uses an instance more fully when requests spend time waiting on the network. Less concurrency isolates heavy work. Explain Itâ€™s model call holds the request open, so a high concurrency multiplies overlapping Gemini calls on one instance. Measure CPU, memory, and</w:t>
       </w:r>
       <w:r>
         <w:t xml:space="preserve"> </w:t>
@@ -9435,7 +9491,7 @@
         <w:t xml:space="preserve"> </w:t>
       </w:r>
       <w:r>
-        <w:t xml:space="preserve">out of the image. The service reads the key from the environment Cloud Run injects. Rotate the secret by adding a new version. Cloud Run’s</w:t>
+        <w:t xml:space="preserve">out of the image. The service reads the key from the environment Cloud Run injects. Rotate the secret by adding a new version. Cloud Runâ€™s</w:t>
       </w:r>
       <w:r>
         <w:t xml:space="preserve"> </w:t>
@@ -9654,7 +9710,7 @@
         <w:t xml:space="preserve"> </w:t>
       </w:r>
       <w:r>
-        <w:t xml:space="preserve">and the provider’s attribute condition.</w:t>
+        <w:t xml:space="preserve">and the providerâ€™s attribute condition.</w:t>
       </w:r>
     </w:p>
     <w:p>
@@ -9920,7 +9976,7 @@
         <w:t xml:space="preserve">--cpu-boost</w:t>
       </w:r>
       <w:r>
-        <w:t xml:space="preserve">, raises CPU during startup so the process reaches “ready” sooner. You can also set</w:t>
+        <w:t xml:space="preserve">, raises CPU during startup so the process reaches â€œreadyâ€ sooner. You can also set</w:t>
       </w:r>
       <w:r>
         <w:t xml:space="preserve"> </w:t>
@@ -10035,7 +10091,7 @@
         <w:pStyle w:val="BodyText"/>
       </w:pPr>
       <w:r>
-        <w:t xml:space="preserve">There is no universal “more concurrency is better.” A text quiz that waits on Gemini can share an instance. A memory-heavy model or an image pipeline often wants a lower concurrency so two heavy requests do not compete. Change the setting, send real traffic, and read latency and memory before you keep it.</w:t>
+        <w:t xml:space="preserve">There is no universal â€œmore concurrency is better.â€ A text quiz that waits on Gemini can share an instance. A memory-heavy model or an image pipeline often wants a lower concurrency so two heavy requests do not compete. Change the setting, send real traffic, and read latency and memory before you keep it.</w:t>
       </w:r>
     </w:p>
     <w:bookmarkEnd w:id="49"/>
@@ -10119,7 +10175,7 @@
         <w:pStyle w:val="BodyText"/>
       </w:pPr>
       <w:r>
-        <w:t xml:space="preserve">An AI request is a poor candidate for “one request costs the same as any other.” One quiz answer calls a model. Another product’s request might upload a file, query a database, and call a larger model. Max instances, concurrency, and quotas are how you keep a spike from becoming an unbounded invoice.</w:t>
+        <w:t xml:space="preserve">An AI request is a poor candidate for â€œone request costs the same as any other.â€ One quiz answer calls a model. Another productâ€™s request might upload a file, query a database, and call a larger model. Max instances, concurrency, and quotas are how you keep a spike from becoming an unbounded invoice.</w:t>
       </w:r>
     </w:p>
     <w:bookmarkEnd w:id="51"/>
@@ -10235,7 +10291,7 @@
         <w:pStyle w:val="FirstParagraph"/>
       </w:pPr>
       <w:r>
-        <w:t xml:space="preserve">A participant asked, “Google Cloud Run and GKE, which is the best?”</w:t>
+        <w:t xml:space="preserve">A participant asked, â€œGoogle Cloud Run and GKE, which is the best?â€</w:t>
       </w:r>
     </w:p>
     <w:p>
@@ -10287,7 +10343,7 @@
         <w:pStyle w:val="BodyText"/>
       </w:pPr>
       <w:r>
-        <w:t xml:space="preserve">Use the application as the test. If it is an HTTP container with a clear start command and a port, start on Cloud Run. Move to GKE when a real requirement shows up that Cloud Run cannot express. Starting on GKE “in case we need it later” means operating a cluster before the product needs one.</w:t>
+        <w:t xml:space="preserve">Use the application as the test. If it is an HTTP container with a clear start command and a port, start on Cloud Run. Move to GKE when a real requirement shows up that Cloud Run cannot express. Starting on GKE â€œin case we need it laterâ€ means operating a cluster before the product needs one.</w:t>
       </w:r>
     </w:p>
     <w:p>
